--- a/testing.docx
+++ b/testing.docx
@@ -9,6 +9,7 @@
       </w:pPr>
       <w:r>
         <w:rPr>
+          <w:color w:val="1A73E8"/>
           <w:rtl w:val="0"/>
         </w:rPr>
         <w:t>What is Lorem Ipsum</w:t>
@@ -39,6 +40,7 @@
       </w:pPr>
       <w:r>
         <w:rPr>
+          <w:color w:val="1A73E8"/>
           <w:rtl w:val="0"/>
         </w:rPr>
         <w:t>Why do we use it?</w:t>
